--- a/tests/org.obeonetwork.m2doc.tests/resources/linkServices/asBookmarkSectionRef/asBookmarkSectionRef-expected-generation.docx
+++ b/tests/org.obeonetwork.m2doc.tests/resources/linkServices/asBookmarkSectionRef/asBookmarkSectionRef-expected-generation.docx
@@ -73,23 +73,23 @@
         </w:rPr>
         <w:t/>
       </w:r>
-      <w:r w:rsidR="537361A5F97548EB9FB4CC5CAF16C833">
+      <w:r w:rsidR="633E3EA8C0C7B0176AFB9443E94DF317">
         <w:fldChar w:fldCharType="begin"/>
       </w:r>
-      <w:r w:rsidR="537361A5F97548EB9FB4CC5CAF16C833">
+      <w:r w:rsidR="633E3EA8C0C7B0176AFB9443E94DF317">
         <w:instrText xml:space="preserve"> REF Art1 \n \h </w:instrText>
       </w:r>
-      <w:r w:rsidR="537361A5F97548EB9FB4CC5CAF16C833">
+      <w:r w:rsidR="633E3EA8C0C7B0176AFB9443E94DF317">
         <w:fldChar w:fldCharType="separate"/>
       </w:r>
-      <w:r w:rsidR="537361A5F97548EB9FB4CC5CAF16C833">
+      <w:r w:rsidR="633E3EA8C0C7B0176AFB9443E94DF317">
         <w:rPr>
           <w:noProof/>
           <w:b w:val="on"/>
         </w:rPr>
         <w:t xsi:nil="true"/>
       </w:r>
-      <w:r w:rsidR="537361A5F97548EB9FB4CC5CAF16C833">
+      <w:r w:rsidR="633E3EA8C0C7B0176AFB9443E94DF317">
         <w:fldChar w:fldCharType="end"/>
       </w:r>
     </w:p>
@@ -123,7 +123,7 @@
         </w:rPr>
         <w:t/>
       </w:r>
-      <w:bookmarkStart w:name="Art1" w:id="27943247750727389932484604010416447092"/>
+      <w:bookmarkStart w:name="Art1" w:id="74365145597583558826194860695054680746"/>
       <w:r>
         <w:rPr>
           <w:color w:val="E36C0A" w:themeColor="accent6" w:themeShade="BF"/>
@@ -131,7 +131,7 @@
         </w:rPr>
         <w:t>Definition of Artifact1</w:t>
       </w:r>
-      <w:bookmarkEnd w:id="27943247750727389932484604010416447092"/>
+      <w:bookmarkEnd w:id="74365145597583558826194860695054680746"/>
     </w:p>
     <w:p>
       <w:pPr>
@@ -161,23 +161,23 @@
         </w:rPr>
         <w:t/>
       </w:r>
-      <w:r w:rsidR="537361A5F97548EB9FB4CC5CAF16C833">
+      <w:r w:rsidR="633E3EA8C0C7B0176AFB9443E94DF317">
         <w:fldChar w:fldCharType="begin"/>
       </w:r>
-      <w:r w:rsidR="537361A5F97548EB9FB4CC5CAF16C833">
+      <w:r w:rsidR="633E3EA8C0C7B0176AFB9443E94DF317">
         <w:instrText xml:space="preserve"> REF Art1 \n \h </w:instrText>
       </w:r>
-      <w:r w:rsidR="537361A5F97548EB9FB4CC5CAF16C833">
+      <w:r w:rsidR="633E3EA8C0C7B0176AFB9443E94DF317">
         <w:fldChar w:fldCharType="separate"/>
       </w:r>
-      <w:r w:rsidR="537361A5F97548EB9FB4CC5CAF16C833">
+      <w:r w:rsidR="633E3EA8C0C7B0176AFB9443E94DF317">
         <w:rPr>
           <w:noProof/>
           <w:b w:val="on"/>
         </w:rPr>
         <w:t xsi:nil="true"/>
       </w:r>
-      <w:r w:rsidR="537361A5F97548EB9FB4CC5CAF16C833">
+      <w:r w:rsidR="633E3EA8C0C7B0176AFB9443E94DF317">
         <w:fldChar w:fldCharType="end"/>
       </w:r>
     </w:p>

--- a/tests/org.obeonetwork.m2doc.tests/resources/linkServices/asBookmarkSectionRef/asBookmarkSectionRef-expected-generation.docx
+++ b/tests/org.obeonetwork.m2doc.tests/resources/linkServices/asBookmarkSectionRef/asBookmarkSectionRef-expected-generation.docx
@@ -73,23 +73,23 @@
         </w:rPr>
         <w:t/>
       </w:r>
-      <w:r w:rsidR="537361A5F97548EB9FB4CC5CAF16C833">
+      <w:r w:rsidR="4B3CE40603FC4F6B85305684009746A9">
         <w:fldChar w:fldCharType="begin"/>
       </w:r>
-      <w:r w:rsidR="537361A5F97548EB9FB4CC5CAF16C833">
+      <w:r w:rsidR="4B3CE40603FC4F6B85305684009746A9">
         <w:instrText xml:space="preserve"> REF Art1 \n \h </w:instrText>
       </w:r>
-      <w:r w:rsidR="537361A5F97548EB9FB4CC5CAF16C833">
+      <w:r w:rsidR="4B3CE40603FC4F6B85305684009746A9">
         <w:fldChar w:fldCharType="separate"/>
       </w:r>
-      <w:r w:rsidR="537361A5F97548EB9FB4CC5CAF16C833">
+      <w:r w:rsidR="4B3CE40603FC4F6B85305684009746A9">
         <w:rPr>
           <w:noProof/>
           <w:b w:val="on"/>
         </w:rPr>
         <w:t xsi:nil="true"/>
       </w:r>
-      <w:r w:rsidR="537361A5F97548EB9FB4CC5CAF16C833">
+      <w:r w:rsidR="4B3CE40603FC4F6B85305684009746A9">
         <w:fldChar w:fldCharType="end"/>
       </w:r>
     </w:p>
@@ -123,7 +123,7 @@
         </w:rPr>
         <w:t/>
       </w:r>
-      <w:bookmarkStart w:name="Art1" w:id="27943247750727389932484604010416447092"/>
+      <w:bookmarkStart w:name="Art1" w:id="145537610795040505000962739054805484299"/>
       <w:r>
         <w:rPr>
           <w:color w:val="E36C0A" w:themeColor="accent6" w:themeShade="BF"/>
@@ -131,7 +131,7 @@
         </w:rPr>
         <w:t>Definition of Artifact1</w:t>
       </w:r>
-      <w:bookmarkEnd w:id="27943247750727389932484604010416447092"/>
+      <w:bookmarkEnd w:id="145537610795040505000962739054805484299"/>
     </w:p>
     <w:p>
       <w:pPr>
@@ -161,23 +161,23 @@
         </w:rPr>
         <w:t/>
       </w:r>
-      <w:r w:rsidR="537361A5F97548EB9FB4CC5CAF16C833">
+      <w:r w:rsidR="4B3CE40603FC4F6B85305684009746A9">
         <w:fldChar w:fldCharType="begin"/>
       </w:r>
-      <w:r w:rsidR="537361A5F97548EB9FB4CC5CAF16C833">
+      <w:r w:rsidR="4B3CE40603FC4F6B85305684009746A9">
         <w:instrText xml:space="preserve"> REF Art1 \n \h </w:instrText>
       </w:r>
-      <w:r w:rsidR="537361A5F97548EB9FB4CC5CAF16C833">
+      <w:r w:rsidR="4B3CE40603FC4F6B85305684009746A9">
         <w:fldChar w:fldCharType="separate"/>
       </w:r>
-      <w:r w:rsidR="537361A5F97548EB9FB4CC5CAF16C833">
+      <w:r w:rsidR="4B3CE40603FC4F6B85305684009746A9">
         <w:rPr>
           <w:noProof/>
           <w:b w:val="on"/>
         </w:rPr>
         <w:t xsi:nil="true"/>
       </w:r>
-      <w:r w:rsidR="537361A5F97548EB9FB4CC5CAF16C833">
+      <w:r w:rsidR="4B3CE40603FC4F6B85305684009746A9">
         <w:fldChar w:fldCharType="end"/>
       </w:r>
     </w:p>
